--- a/tai-lieu-noi-bo/moscow/kremlin-patriarch-palace.docx
+++ b/tai-lieu-noi-bo/moscow/kremlin-patriarch-palace.docx
@@ -19,7 +19,7 @@
           <w:color w:val="152C4E"/>
           <w:sz w:val="44"/>
         </w:rPr>
-        <w:t>Cung Thượng phụ &amp; Nhà thờ Mười hai Tông đồ, Điện Kremlin</w:t>
+        <w:t>Cung Thượng phụ &amp; Nhà thờ Mười hai Tông đồ</w:t>
       </w:r>
     </w:p>
     <w:p>
@@ -29,7 +29,7 @@
           <w:color w:val="5C6773"/>
           <w:sz w:val="22"/>
         </w:rPr>
-        <w:t>Патриаршие палаты с церковью Двенадцати апостолов · Patriarch's Palace &amp; Church of the Twelve Apostles, Moscow Kremlin</w:t>
+        <w:t>Патриаршие палаты с церковью Двенадцати апостолов · Patriarch's Palace &amp; Church of the Twelve Apostles</w:t>
       </w:r>
     </w:p>
     <w:p>
@@ -37,7 +37,7 @@
         <w:rPr>
           <w:sz w:val="25"/>
         </w:rPr>
-        <w:t>Dinh thự nguy nga do Thượng phụ Nikon dựng lên giữa thế kỷ 17 để sánh ngang uy quyền Sa hoàng — nơi có Sảnh Thánh giá rộng gần 300 mét vuông không một cột chống, từng nấu dầu thánh cho toàn Giáo hội Nga, nay là bảo tàng sống động về nghệ thuật ứng dụng và đời sống quý tộc Nga thế kỷ 17.</w:t>
+        <w:t>Dinh thự Thượng phụ Nikon (1653–1656) tráng lệ sánh ngang cung điện Sa hoàng: Sảnh Thánh Giá gần 280 m² vắt qua bằng một vòm cuốn không cột giữa, bếp nấu dầu thánh cho cả Giáo hội Nga, nay là bảo tàng nghệ thuật ứng dụng &amp; đời sống Nga thế kỷ 17.</w:t>
       </w:r>
     </w:p>
     <w:p>
@@ -96,6 +96,22 @@
       </w:pPr>
       <w:r>
         <w:t>Nằm ở cạnh bắc Quảng trường Nhà thờ, ngay sát Nhà thờ Uspensky; gắn với bi kịch Thượng phụ Nikon xung đột với Sa hoàng Aleksei và cuộc ly giáo Raskol.</w:t>
+      </w:r>
+    </w:p>
+    <w:p>
+      <w:pPr>
+        <w:pStyle w:val="ListBullet"/>
+      </w:pPr>
+      <w:r>
+        <w:t>Bếp nấu dầu thánh (миро) trong Sảnh Мироваренная — từng cấp dầu thánh cho toàn Giáo hội Chính thống Nga</w:t>
+      </w:r>
+    </w:p>
+    <w:p>
+      <w:pPr>
+        <w:pStyle w:val="ListBullet"/>
+      </w:pPr>
+      <w:r>
+        <w:t>Bảo tàng icon có tranh của hoạ sư cung đình Simon Ushakov và Fyodor Zubov; iconostas gỗ mạ vàng thế kỷ 17–18</w:t>
       </w:r>
     </w:p>
     <w:p>
@@ -364,6 +380,135 @@
       </w:pPr>
       <w:r>
         <w:t>Bên trong, ngoài các hiện vật trưng bày, nhiều mảng trang trí nguyên bản vẫn được gìn giữ: những mảng bích hoạ thế kỷ 17 còn sót lại trên tường nhà thờ, và đặc biệt là chiếc bếp nấu dầu thánh bằng đá cẩm thạch trong Sảnh Thánh giá — do lệnh Nữ hoàng Ekaterina II đặt làm ở thế kỷ 18 và đến nay vẫn nằm đúng vị trí cũ, như một chứng nhân lặng lẽ cho chức năng thiêng liêng từng diễn ra nơi đây.</w:t>
+      </w:r>
+    </w:p>
+    <w:p>
+      <w:pPr>
+        <w:pStyle w:val="Heading1"/>
+      </w:pPr>
+      <w:r>
+        <w:rPr>
+          <w:color w:val="152C4E"/>
+        </w:rPr>
+        <w:t>Sảnh Thánh Giá &amp; bếp nấu dầu thánh (Крестовая / Мироваренная палата)</w:t>
+      </w:r>
+    </w:p>
+    <w:p>
+      <w:pPr>
+        <w:jc w:val="both"/>
+      </w:pPr>
+      <w:r>
+        <w:t>Trái tim của Cung điện Thượng phụ là Sảnh Thánh Giá (Крестовая палата, 'Krestovaya palata'), rộng khoảng 280 mét vuông. Điều khiến giới kiến trúc kinh ngạc là toàn bộ trần sảnh được vắt qua bằng MỘT vòm cuốn khép kín, không có lấy một cây cột chống nào ở giữa — đây là gian phòng lớn đầu tiên ở Nga xây theo lối ấy, một kỳ tích kỹ thuật giữa thế kỷ 17. Khi mới hoàn thành, người đương thời còn ngờ vực rằng một mái vòm rộng đến thế khó lòng đứng vững nếu thiếu trụ đỡ.</w:t>
+      </w:r>
+    </w:p>
+    <w:p>
+      <w:pPr>
+        <w:jc w:val="both"/>
+      </w:pPr>
+      <w:r>
+        <w:t>Ban đầu, đây là đại sảnh nghi lễ của Toà Thượng phụ: nơi họp Thánh Công đồng (Синод), tiếp sứ thần và mở những bữa tiệc trọng thể. Về sau, gian sảnh mang thêm một chức năng thiêng liêng đặc biệt và có tên gọi thứ hai — Sảnh Nấu dầu Thánh (Мироваренная палата).</w:t>
+      </w:r>
+    </w:p>
+    <w:p>
+      <w:pPr>
+        <w:jc w:val="both"/>
+      </w:pPr>
+      <w:r>
+        <w:t>Chính giữa sảnh, quý khách sẽ thấy chiếc bếp nấu dầu thánh (мироваренная печь) cùng những vạc, bình bằng bạc. 'Dầu thánh' (tiếng Hy Lạp: myron; tiếng Nga: миро) là loại dầu thơm pha từ hàng chục hương liệu, dùng trong các bí tích Chính thống giáo. Suốt hàng trăm năm, đây gần như là nơi DUY NHẤT nấu dầu thánh cho TOÀN BỘ Giáo hội Chính thống Nga, rồi từ đây phân phát đi khắp các nhà thờ trên cả nước. Một hình ảnh rất 'đắt' để kể: 'một căn bếp duy nhất giữa Điện Kremlin toả hương thánh cho cả nước Nga.'</w:t>
+      </w:r>
+    </w:p>
+    <w:p>
+      <w:pPr>
+        <w:pStyle w:val="Heading1"/>
+      </w:pPr>
+      <w:r>
+        <w:rPr>
+          <w:color w:val="152C4E"/>
+        </w:rPr>
+        <w:t>Bảo tàng nghệ thuật ứng dụng thế kỷ 17 — đi từng cụm hiện vật</w:t>
+      </w:r>
+    </w:p>
+    <w:p>
+      <w:pPr>
+        <w:jc w:val="both"/>
+      </w:pPr>
+      <w:r>
+        <w:t>Ngày nay Cung điện Thượng phụ là bảo tàng chuyên đề 'Nghệ thuật ứng dụng và đời sống Nga thế kỷ 17', bày trong các gian: Sảnh Thánh Giá, Tiền sảnh (передние сени), Phòng ăn (Трапезная) và Nhà thờ Mười hai Tông đồ. Hiện vật phần lớn do thợ của các Xưởng chế tác Kremlin làm ra, cùng sản phẩm từ Yaroslavl, Kostroma và nhiều thành phố Nga khác, xen lẫn đồ của thợ châu Âu và phương Đông.</w:t>
+      </w:r>
+    </w:p>
+    <w:p>
+      <w:pPr>
+        <w:jc w:val="both"/>
+      </w:pPr>
+      <w:r>
+        <w:t>Cụm ICON: bộ sưu tập cho thấy bước phát triển của hội hoạ icon thế kỷ 17, trong đó có tác phẩm của hai hoạ sư cung đình lừng danh Simon Ushakov (Симон Ушаков) và Fyodor Zubov (Фёдор Зубов) — những người đưa vào icon Nga nét khối và ánh sáng gần với hội hoạ châu Âu.</w:t>
+      </w:r>
+    </w:p>
+    <w:p>
+      <w:pPr>
+        <w:jc w:val="both"/>
+      </w:pPr>
+      <w:r>
+        <w:t>Cụm ĐỒ VÀNG BẠC &amp; GIA DỤNG QUÝ: những chiếc muôi lễ (ковш, kovsh), bình rượu tập thể (братина, bratina), chén, cốc chạm trổ tinh xảo — vừa là vật dụng, vừa là biểu tượng địa vị; bên cạnh là đồ trang sức và bộ đồ ăn quý của giới quyền quý.</w:t>
+      </w:r>
+    </w:p>
+    <w:p>
+      <w:pPr>
+        <w:jc w:val="both"/>
+      </w:pPr>
+      <w:r>
+        <w:t>Cụm SĂN BẮN NGHI LỄ: một điểm đặc sắc mà ít bảo tàng có — bộ dụng cụ săn bắn dùng trong các cuộc đi săn nghi thức của Sa hoàng và giới quý tộc, phản ánh thú tiêu khiển thượng lưu thế kỷ 17.</w:t>
+      </w:r>
+    </w:p>
+    <w:p>
+      <w:pPr>
+        <w:jc w:val="both"/>
+      </w:pPr>
+      <w:r>
+        <w:t>Cụm ĐỒ GỖ &amp; THÊU NHÀ THỜ: bàn ghế, tủ cổ thế kỷ 17; đồ thêu nhà thờ (áo lễ, khăn phủ) bằng chỉ vàng, chỉ bạc và kim tuyến — một nghề thủ công đỉnh cao của nước Nga xưa. Rải rác trong các gian còn có đồng hồ cổ, sách in thời kỳ đầu và những đồ dùng cá nhân gợi lại nếp sinh hoạt của các vị Thượng phụ.</w:t>
+      </w:r>
+    </w:p>
+    <w:p>
+      <w:pPr>
+        <w:jc w:val="both"/>
+      </w:pPr>
+      <w:r>
+        <w:t>Gợi ý cách kể: hãy dẫn khách theo mạch 'một ngày trong phủ Thượng phụ' — từ đồ thờ và icon (đời sống tinh thần), sang đồ vàng bạc và đồ săn (đời sống quyền quý), rồi đồ gỗ, đồ thêu (đời sống thường nhật) — để bộ sưu tập thành một lát cắt sống động về thế kỷ 17, thay vì một danh mục hiện vật khô khan.</w:t>
+      </w:r>
+    </w:p>
+    <w:p>
+      <w:pPr>
+        <w:pStyle w:val="Heading1"/>
+      </w:pPr>
+      <w:r>
+        <w:rPr>
+          <w:color w:val="152C4E"/>
+        </w:rPr>
+        <w:t>Nhà thờ Mười hai Thánh Tông đồ &amp; iconostas mạ vàng</w:t>
+      </w:r>
+    </w:p>
+    <w:p>
+      <w:pPr>
+        <w:jc w:val="both"/>
+      </w:pPr>
+      <w:r>
+        <w:t>Gắn liền với cung điện là nhà thờ gia đình của các Thượng phụ, nổi bật với năm vòm mái hình mũ chiến binh. Nhà thờ được dựng bắc qua hai vòm cổng đi lại ở tầng trệt — một giải pháp táo bạo giúp người và xe vẫn qua lại bên dưới thánh đường. Ban đầu cung hiến cho Thánh Tông đồ Philip; đến khoảng năm 1680–1681, dưới thời Thượng phụ Ioakim, nhà thờ được xây lại và đổi tên thành Nhà thờ Mười hai Thánh Tông đồ.</w:t>
+      </w:r>
+    </w:p>
+    <w:p>
+      <w:pPr>
+        <w:jc w:val="both"/>
+      </w:pPr>
+      <w:r>
+        <w:t>Bên trong, điểm nhấn là bức iconostas (vách ngăn bàn thờ) bằng gỗ chạm mạ vàng lộng lẫy thế kỷ 17–18. Theo tư liệu, bức iconostas này vốn thuộc một thánh đường khác trong Kremlin và được chuyển về đây sau khi ngôi thánh đường ấy bị phá dỡ thời Xô-viết — nhờ vậy một tuyệt tác chạm khắc đã được cứu (chi tiết xuất xứ nên nói thận trọng, cần kiểm chứng thêm).</w:t>
+      </w:r>
+    </w:p>
+    <w:p>
+      <w:pPr>
+        <w:jc w:val="both"/>
+      </w:pPr>
+      <w:r>
+        <w:t>Đứng trước iconostas, quý hướng dẫn viên có thể nhấn mạnh: đây từng là 'nhà thờ riêng' để các Thượng phụ cầu nguyện mỗi ngày — quy mô khiêm tốn hơn các đại thánh đường ngoài quảng trường, nhưng tinh tế và ấm cúng hơn.</w:t>
       </w:r>
     </w:p>
     <w:p>
@@ -1014,11 +1159,38 @@
     <w:p>
       <w:r>
         <w:rPr>
+          <w:color w:val="5C6773"/>
+          <w:sz w:val="20"/>
+        </w:rPr>
+        <w:t>Wikipedia tiếng Anh, mục «Church of the Twelve Apostles» (bản 9/2026) — dùng cho: xây 1653–1656 cho Thượng phụ Nikon để sánh với cung điện Sa hoàng; Sảnh Thánh Giá (Крестовая/Мироваренная) ~280 m² vòm cuốn không cột giữa; nhà thờ dựng bắc qua hai vòm cổng, được xây lại và đổi hiến cho Mười hai Tông đồ khoảng 1680–1681 dưới Thượng phụ Ioakim; các đợt tu sửa thế kỷ 18 (Dmitry Ukhtomsky kiểm tra 1748; sửa vòm 1782–1794).</w:t>
+      </w:r>
+    </w:p>
+    <w:p>
+      <w:r>
+        <w:rPr>
+          <w:color w:val="5C6773"/>
+          <w:sz w:val="20"/>
+        </w:rPr>
+        <w:t>Trang chính thức Bảo tàng Kremlin (kreml.ru) — dùng cho: bảo tàng chiếm Sảnh Thánh Giá, Tiền sảnh, Phòng ăn và Nhà thờ Mười hai Tông đồ; trưng bày icon (có Simon Ushakov, Fyodor Zubov), đồ vàng bạc &amp; gia dụng quý, đồ trang sức, dụng cụ săn bắn nghi lễ, đồ gỗ cổ, đồ thêu nhà thờ; iconostas gỗ mạ vàng thế kỷ 17–18; hiện vật do thợ Xưởng Kremlin, Yaroslavl, Kostroma và thợ châu Âu/phương Đông làm. Nguồn này ghi thợ cả là Aleksey Korolkov và Ivan Semyonov, trong khi một số nguồn khác ghi Antip Konstantinov và Bazhen Ogurtsov — cần kiểm chứng thêm.</w:t>
+      </w:r>
+    </w:p>
+    <w:p>
+      <w:r>
+        <w:rPr>
+          <w:color w:val="5C6773"/>
+          <w:sz w:val="20"/>
+        </w:rPr>
+        <w:t>Ghi chú biên soạn: audioguide izi.travel về Kremlin không truy cập được lúc biên soạn nên dữ kiện đã đối chiếu với Wikipedia và trang chính thức kreml.ru; xuất xứ bức iconostas và một số đồ dùng cá nhân của Thượng phụ được nêu ở mức thận trọng, cần kiểm chứng thêm; mốc năm theo dương lịch.</w:t>
+      </w:r>
+    </w:p>
+    <w:p>
+      <w:r>
+        <w:rPr>
           <w:i/>
           <w:color w:val="5C6773"/>
           <w:sz w:val="18"/>
         </w:rPr>
-        <w:t>Tài liệu nội bộ — không dùng cho mục đích public. Biên soạn nguyên gốc, có dẫn nguồn. Cập nhật 2026-08-11.</w:t>
+        <w:t>Tài liệu nội bộ — không dùng cho mục đích public. Biên soạn nguyên gốc, có dẫn nguồn. Cập nhật 2026-09-28.</w:t>
       </w:r>
     </w:p>
     <w:sectPr>
